--- a/zht/docx/51.content.docx
+++ b/zht/docx/51.content.docx
@@ -136,13 +136,6 @@
         <w:rPr>
           <w:lang w:val="zh_TW" w:bidi="zh_TW"/>
         </w:rPr>
-      </w:r>
-      <w:r>
-        <w:rPr>
-          <w:i/>
-          <w:lang w:val="zh_TW" w:bidi="zh_TW"/>
-        </w:rPr>
-        <w:t>歌羅西書 1:1, 歌羅西書 1:2, 歌羅西書 1:5, 歌羅西書 1:6, 歌羅西書 1:7, 歌羅西書 1:9, 歌羅西書 1:10, 歌羅西書 1:12, 歌羅西書 1:13, 歌羅西書 1:14, 歌羅西書 1:15, 歌羅西書 1:16, 歌羅西書 1:20, 歌羅西書 1:21, 歌羅西書 1:23, 歌羅西書 1:24, 歌羅西書 1:27, 歌羅西書 1:28, 歌羅西書 2:2, 歌羅西書 2:3, 歌羅西書 2:4, 歌羅西書 2:6, 歌羅西書 2:8, 歌羅西書 2:9, 歌羅西書 2:10, 歌羅西書 2:11, 歌羅西書 2:12, 歌羅西書 2:13, 歌羅西書 2:14, 歌羅西書 2:15, 歌羅西書 2:16, 歌羅西書 2:17, 歌羅西書 2:19, 歌羅西書 2:21, 歌羅西書 2:23, 歌羅西書 3:1, 歌羅西書 3:1–2, 歌羅西書 3:3, 歌羅西書 3:4, 歌羅西書 3:5, 歌羅西書 3:6, 歌羅西書 3:8, 歌羅西書 3:10, 歌羅西書 3:12, 歌羅西書 3:13, 歌羅西書 3:14, 歌羅西書 3:15, 歌羅西書 3:15–17, 歌羅西書 3:16, 歌羅西書 3:18, 歌羅西書 3:19, 歌羅西書 3:20, 歌羅西書 3:21, 歌羅西書 3:23–24, 歌羅西書 3:24, 歌羅西書 3:25, 歌羅西書 4:1, 歌羅西書 4:2, 歌羅西書 4:3, 歌羅西書 4:5–6, 歌羅西書 4:7–9, 歌羅西書 4:10, 歌羅西書 4:12, 歌羅西書 4:14, 歌羅西書 4:15, 歌羅西書 4:16, 歌羅西書 4:18</w:t>
       </w:r>
       <w:r>
         <w:rPr>

--- a/zht/docx/51.content.docx
+++ b/zht/docx/51.content.docx
@@ -123,19 +123,6 @@
           <w:lang w:val="zh_TW" w:bidi="zh_TW"/>
         </w:rPr>
         <w:t>COL</w:t>
-      </w:r>
-      <w:r>
-        <w:rPr>
-          <w:lang w:val="zh_TW" w:bidi="zh_TW"/>
-        </w:rPr>
-      </w:r>
-    </w:p>
-    <w:p>
-      <w:pPr/>
-      <w:r>
-        <w:rPr>
-          <w:lang w:val="zh_TW" w:bidi="zh_TW"/>
-        </w:rPr>
       </w:r>
       <w:r>
         <w:rPr>

--- a/zht/docx/51.content.docx
+++ b/zht/docx/51.content.docx
@@ -19,7 +19,7 @@
         <w:rPr>
           <w:lang w:val="zh_TW" w:bidi="zh_TW"/>
         </w:rPr>
-        <w:t>Resource: 翻譯問題 (unfoldingWord)</w:t>
+        <w:t>Resource: unfoldingWord® Translation Questions</w:t>
       </w:r>
       <w:r>
         <w:rPr>
@@ -85,7 +85,7 @@
         <w:rPr>
           <w:lang w:val="zh_TW" w:bidi="zh_TW"/>
         </w:rPr>
-        <w:t>翻譯問題 (unfoldingWord)</w:t>
+        <w:t>unfoldingWord® Translation Questions</w:t>
       </w:r>
     </w:p>
     <w:p>
